--- a/templates/allegato7.docx
+++ b/templates/allegato7.docx
@@ -1,6 +1,6 @@
 
 <file path=word/document.xml><?xml version="1.0" encoding="utf-8"?>
-<w:document xmlns:wpc="http://schemas.microsoft.com/office/word/2010/wordprocessingCanvas" xmlns:cx="http://schemas.microsoft.com/office/drawing/2014/chartex" xmlns:cx1="http://schemas.microsoft.com/office/drawing/2015/9/8/chartex" xmlns:cx2="http://schemas.microsoft.com/office/drawing/2015/10/21/chartex" xmlns:cx3="http://schemas.microsoft.com/office/drawing/2016/5/9/chartex" xmlns:cx4="http://schemas.microsoft.com/office/drawing/2016/5/10/chartex" xmlns:cx5="http://schemas.microsoft.com/office/drawing/2016/5/11/chartex" xmlns:cx6="http://schemas.microsoft.com/office/drawing/2016/5/12/chartex" xmlns:cx7="http://schemas.microsoft.com/office/drawing/2016/5/13/chartex" xmlns:cx8="http://schemas.microsoft.com/office/drawing/2016/5/14/chartex" xmlns:mc="http://schemas.openxmlformats.org/markup-compatibility/2006" xmlns:aink="http://schemas.microsoft.com/office/drawing/2016/ink" xmlns:am3d="http://schemas.microsoft.com/office/drawing/2017/model3d" xmlns:o="urn:schemas-microsoft-com:office:office" xmlns:oel="http://schemas.microsoft.com/office/2019/extlst" xmlns:r="http://schemas.openxmlformats.org/officeDocument/2006/relationships" xmlns:m="http://schemas.openxmlformats.org/officeDocument/2006/math" xmlns:v="urn:schemas-microsoft-com:vml" xmlns:wp14="http://schemas.microsoft.com/office/word/2010/wordprocessingDrawing" xmlns:wp="http://schemas.openxmlformats.org/drawingml/2006/wordprocessingDrawing" xmlns:w10="urn:schemas-microsoft-com:office:word" xmlns:w="http://schemas.openxmlformats.org/wordprocessingml/2006/main" xmlns:w14="http://schemas.microsoft.com/office/word/2010/wordml" xmlns:w15="http://schemas.microsoft.com/office/word/2012/wordml" xmlns:w16cex="http://schemas.microsoft.com/office/word/2018/wordml/cex" xmlns:w16cid="http://schemas.microsoft.com/office/word/2016/wordml/cid" xmlns:w16="http://schemas.microsoft.com/office/word/2018/wordml" xmlns:w16du="http://schemas.microsoft.com/office/word/2023/wordml/word16du" xmlns:w16sdtdh="http://schemas.microsoft.com/office/word/2020/wordml/sdtdatahash" xmlns:w16sdtfl="http://schemas.microsoft.com/office/word/2024/wordml/sdtformatlock" xmlns:w16se="http://schemas.microsoft.com/office/word/2015/wordml/symex" xmlns:wpg="http://schemas.microsoft.com/office/word/2010/wordprocessingGroup" xmlns:wpi="http://schemas.microsoft.com/office/word/2010/wordprocessingInk" xmlns:wne="http://schemas.microsoft.com/office/word/2006/wordml" xmlns:wps="http://schemas.microsoft.com/office/word/2010/wordprocessingShape" mc:Ignorable="w14 w15 w16se w16cid w16 w16cex w16sdtdh w16sdtfl w16du wp14">
+<w:document xmlns:wpc="http://schemas.microsoft.com/office/word/2010/wordprocessingCanvas" xmlns:cx="http://schemas.microsoft.com/office/drawing/2014/chartex" xmlns:cx1="http://schemas.microsoft.com/office/drawing/2015/9/8/chartex" xmlns:cx2="http://schemas.microsoft.com/office/drawing/2015/10/21/chartex" xmlns:cx3="http://schemas.microsoft.com/office/drawing/2016/5/9/chartex" xmlns:cx4="http://schemas.microsoft.com/office/drawing/2016/5/10/chartex" xmlns:cx5="http://schemas.microsoft.com/office/drawing/2016/5/11/chartex" xmlns:cx6="http://schemas.microsoft.com/office/drawing/2016/5/12/chartex" xmlns:cx7="http://schemas.microsoft.com/office/drawing/2016/5/13/chartex" xmlns:cx8="http://schemas.microsoft.com/office/drawing/2016/5/14/chartex" xmlns:mc="http://schemas.openxmlformats.org/markup-compatibility/2006" xmlns:aink="http://schemas.microsoft.com/office/drawing/2016/ink" xmlns:am3d="http://schemas.microsoft.com/office/drawing/2017/model3d" xmlns:o="urn:schemas-microsoft-com:office:office" xmlns:oel="http://schemas.microsoft.com/office/2019/extlst" xmlns:r="http://schemas.openxmlformats.org/officeDocument/2006/relationships" xmlns:m="http://schemas.openxmlformats.org/officeDocument/2006/math" xmlns:v="urn:schemas-microsoft-com:vml" xmlns:wp14="http://schemas.microsoft.com/office/word/2010/wordprocessingDrawing" xmlns:wp="http://schemas.openxmlformats.org/drawingml/2006/wordprocessingDrawing" xmlns:w10="urn:schemas-microsoft-com:office:word" xmlns:w="http://schemas.openxmlformats.org/wordprocessingml/2006/main" xmlns:w14="http://schemas.microsoft.com/office/word/2010/wordml" xmlns:w15="http://schemas.microsoft.com/office/word/2012/wordml" xmlns:w16cex="http://schemas.microsoft.com/office/word/2018/wordml/cex" xmlns:w16cid="http://schemas.microsoft.com/office/word/2016/wordml/cid" xmlns:w16="http://schemas.microsoft.com/office/word/2018/wordml" xmlns:w16sdtdh="http://schemas.microsoft.com/office/word/2020/wordml/sdtdatahash" xmlns:w16se="http://schemas.microsoft.com/office/word/2015/wordml/symex" xmlns:wpg="http://schemas.microsoft.com/office/word/2010/wordprocessingGroup" xmlns:wpi="http://schemas.microsoft.com/office/word/2010/wordprocessingInk" xmlns:wne="http://schemas.microsoft.com/office/word/2006/wordml" xmlns:wps="http://schemas.microsoft.com/office/word/2010/wordprocessingShape" mc:Ignorable="w14 w15 w16se w16cid w16 w16cex w16sdtdh wp14">
   <w:body>
     <w:p>
       <w:pPr>
@@ -1486,176 +1486,31 @@
                                 <w:spacing w:line="244" w:lineRule="auto"/>
                                 <w:ind w:left="76" w:right="340"/>
                                 <w:rPr>
-                                  <w:color w:val="808080"/>
-                                </w:rPr>
-                              </w:pPr>
-                              <w:r>
-                                <w:rPr>
-                                  <w:rFonts w:ascii="Tahoma"/>
-                                  <w:sz w:val="18"/>
-                                </w:rPr>
-                                <w:t xml:space="preserve">Oggetto della fornitura/servizio con indicazione dei riferimenti temporali (indicare data di inizio e fine della </w:t>
-                              </w:r>
-                              <w:r>
-                                <w:rPr>
-                                  <w:rFonts w:ascii="Tahoma"/>
-                                  <w:spacing w:val="-2"/>
-                                  <w:sz w:val="18"/>
-                                </w:rPr>
-                                <w:t>fornitura/</w:t>
-                              </w:r>
-                              <w:r>
-                                <w:rPr>
                                   <w:color w:val="000000"/>
                                   <w:sz w:val="20"/>
                                 </w:rPr>
+                              </w:pPr>
+                              <w:r>
+                                <w:rPr>
+                                  <w:rFonts w:ascii="Tahoma"/>
+                                  <w:sz w:val="18"/>
+                                </w:rPr>
+                                <w:t xml:space="preserve">Oggetto della fornitura/servizio con indicazione dei riferimenti temporali (indicare data di inizio e fine della </w:t>
+                              </w:r>
+                              <w:r>
+                                <w:rPr>
+                                  <w:rFonts w:ascii="Tahoma"/>
+                                  <w:spacing w:val="-2"/>
+                                  <w:sz w:val="18"/>
+                                </w:rPr>
+                                <w:t>fornitura/</w:t>
+                              </w:r>
+                              <w:r>
+                                <w:rPr>
+                                  <w:color w:val="000000"/>
+                                  <w:sz w:val="20"/>
+                                </w:rPr>
                                 <w:t xml:space="preserve"> </w:t>
-                              </w:r>
-                              <w:r>
-                                <w:rPr>
-                                  <w:spacing w:val="-2"/>
-                                </w:rPr>
-                                <w:t xml:space="preserve">Nota Spese Giugno, CB Centro Sud Puglia - Acque del Sud</w:t>
-                              </w:r>
-                              <w:r>
-                                <w:rPr>
-                                  <w:rFonts w:ascii="Tahoma"/>
-                                  <w:color w:val="808080"/>
-                                  <w:sz w:val="18"/>
-                                </w:rPr>
-                                <w:t xml:space="preserve"/>
-                              </w:r>
-                              <w:r>
-                                <w:rPr>
-                                  <w:color w:val="808080"/>
-                                </w:rPr>
-                                <w:t/>
-                              </w:r>
-                              <w:r>
-                                <w:rPr>
-                                  <w:rFonts w:ascii="Tahoma"/>
-                                  <w:color w:val="808080"/>
-                                  <w:sz w:val="18"/>
-                                </w:rPr>
-                                <w:t xml:space="preserve"/>
-                              </w:r>
-                              <w:proofErr w:type="spellStart"/>
-                              <w:r>
-                                <w:rPr>
-                                  <w:rFonts w:ascii="Tahoma"/>
-                                  <w:color w:val="808080"/>
-                                  <w:sz w:val="18"/>
-                                </w:rPr>
-                                <w:t/>
-                              </w:r>
-                              <w:proofErr w:type="spellEnd"/>
-                              <w:r>
-                                <w:rPr>
-                                  <w:rFonts w:ascii="Tahoma"/>
-                                  <w:color w:val="808080"/>
-                                  <w:sz w:val="18"/>
-                                </w:rPr>
-                                <w:t xml:space="preserve"/>
-                              </w:r>
-                              <w:r>
-                                <w:rPr>
-                                  <w:rFonts w:ascii="Tahoma"/>
-                                  <w:color w:val="808080"/>
-                                  <w:sz w:val="18"/>
-                                </w:rPr>
-                                <w:t/>
-                              </w:r>
-                              <w:r>
-                                <w:rPr>
-                                  <w:rFonts w:ascii="Tahoma"/>
-                                  <w:color w:val="808080"/>
-                                  <w:sz w:val="18"/>
-                                </w:rPr>
-                                <w:t xml:space="preserve"/>
-                              </w:r>
-                              <w:proofErr w:type="spellStart"/>
-                              <w:r>
-                                <w:rPr>
-                                  <w:rFonts w:ascii="Tahoma"/>
-                                  <w:color w:val="808080"/>
-                                  <w:sz w:val="18"/>
-                                </w:rPr>
-                                <w:t/>
-                              </w:r>
-                              <w:proofErr w:type="spellEnd"/>
-                              <w:r>
-                                <w:rPr>
-                                  <w:rFonts w:ascii="Tahoma"/>
-                                  <w:color w:val="808080"/>
-                                  <w:sz w:val="18"/>
-                                </w:rPr>
-                                <w:t xml:space="preserve"/>
-                              </w:r>
-                              <w:proofErr w:type="spellStart"/>
-                              <w:r>
-                                <w:rPr>
-                                  <w:rFonts w:ascii="Tahoma"/>
-                                  <w:color w:val="808080"/>
-                                  <w:sz w:val="18"/>
-                                </w:rPr>
-                                <w:t/>
-                              </w:r>
-                              <w:proofErr w:type="spellEnd"/>
-                              <w:r>
-                                <w:rPr>
-                                  <w:rFonts w:ascii="Tahoma"/>
-                                  <w:color w:val="808080"/>
-                                  <w:sz w:val="18"/>
-                                </w:rPr>
-                                <w:t xml:space="preserve"/>
-                              </w:r>
-                              <w:r>
-                                <w:rPr>
-                                  <w:rFonts w:ascii="Tahoma"/>
-                                  <w:color w:val="808080"/>
-                                  <w:sz w:val="18"/>
-                                </w:rPr>
-                                <w:t/>
-                              </w:r>
-                              <w:r>
-                                <w:rPr>
-                                  <w:rFonts w:ascii="Tahoma"/>
-                                  <w:color w:val="808080"/>
-                                  <w:sz w:val="18"/>
-                                </w:rPr>
-                                <w:t xml:space="preserve"/>
-                              </w:r>
-                              <w:r>
-                                <w:rPr>
-                                  <w:rFonts w:ascii="Tahoma"/>
-                                  <w:color w:val="808080"/>
-                                  <w:sz w:val="18"/>
-                                </w:rPr>
-                                <w:t/>
-                              </w:r>
-                              <w:r>
-                                <w:rPr>
-                                  <w:rFonts w:ascii="Tahoma"/>
-                                  <w:color w:val="808080"/>
-                                  <w:sz w:val="18"/>
-                                </w:rPr>
-                                <w:t xml:space="preserve"/>
-                              </w:r>
-                              <w:r>
-                                <w:rPr>
-                                  <w:rFonts w:ascii="Tahoma"/>
-                                  <w:color w:val="808080"/>
-                                  <w:sz w:val="18"/>
-                                </w:rPr>
-                                <w:t/>
-                              </w:r>
-                              <w:r>
-                                <w:rPr>
-                                  <w:rFonts w:ascii="Tahoma"/>
-                                  <w:color w:val="808080"/>
-                                  <w:sz w:val="18"/>
-                                </w:rPr>
-                                <w:t xml:space="preserve"/>
                               </w:r>
                             </w:p>
                             <w:p>
@@ -1663,7 +1518,8 @@
                                 <w:spacing w:line="244" w:lineRule="auto"/>
                                 <w:ind w:left="76" w:right="340"/>
                                 <w:rPr>
-                                  <w:color w:val="808080"/>
+                                  <w:color w:val="000000"/>
+                                  <w:sz w:val="20"/>
                                 </w:rPr>
                               </w:pPr>
                             </w:p>
@@ -1672,6 +1528,25 @@
                                 <w:spacing w:line="244" w:lineRule="auto"/>
                                 <w:ind w:left="76" w:right="340"/>
                                 <w:rPr>
+                                  <w:rFonts w:ascii="Tahoma"/>
+                                  <w:color w:val="808080"/>
+                                  <w:sz w:val="18"/>
+                                </w:rPr>
+                              </w:pPr>
+                              <w:r>
+                                <w:rPr>
+                                  <w:rFonts w:ascii="Tahoma"/>
+                                  <w:color w:val="808080"/>
+                                  <w:sz w:val="18"/>
+                                </w:rPr>
+                                <w:t>Nota Spese Giugno, CB Centro Sud Puglia - Acque del Sud</w:t>
+                              </w:r>
+                            </w:p>
+                            <w:p>
+                              <w:pPr>
+                                <w:spacing w:line="244" w:lineRule="auto"/>
+                                <w:ind w:left="76" w:right="340"/>
+                                <w:rPr>
                                   <w:color w:val="808080"/>
                                 </w:rPr>
                               </w:pPr>
@@ -1681,6 +1556,15 @@
                                 <w:spacing w:line="244" w:lineRule="auto"/>
                                 <w:ind w:left="76" w:right="340"/>
                                 <w:rPr>
+                                  <w:color w:val="808080"/>
+                                </w:rPr>
+                              </w:pPr>
+                            </w:p>
+                            <w:p>
+                              <w:pPr>
+                                <w:spacing w:line="244" w:lineRule="auto"/>
+                                <w:ind w:left="76" w:right="340"/>
+                                <w:rPr>
                                   <w:spacing w:val="-2"/>
                                 </w:rPr>
                               </w:pPr>
@@ -1707,25 +1591,63 @@
                                 <w:spacing w:line="244" w:lineRule="auto"/>
                                 <w:ind w:left="76"/>
                                 <w:rPr>
+                                  <w:rFonts w:ascii="Tahoma" w:hAnsi="Tahoma"/>
+                                  <w:sz w:val="18"/>
+                                </w:rPr>
+                              </w:pPr>
+                              <w:r>
+                                <w:rPr>
+                                  <w:rFonts w:ascii="Tahoma" w:hAnsi="Tahoma"/>
+                                  <w:sz w:val="18"/>
+                                </w:rPr>
+                                <w:t xml:space="preserve">Descrizione dell’esigenza con indicazione di come sono state individuate le quantità necessarie a coprire il fabbisogno: </w:t>
+                              </w:r>
+                            </w:p>
+                            <w:p>
+                              <w:pPr>
+                                <w:spacing w:line="244" w:lineRule="auto"/>
+                                <w:ind w:left="76"/>
+                                <w:rPr>
+                                  <w:rFonts w:ascii="Tahoma" w:hAnsi="Tahoma"/>
+                                  <w:sz w:val="18"/>
+                                </w:rPr>
+                              </w:pPr>
+                            </w:p>
+                            <w:p>
+                              <w:pPr>
+                                <w:spacing w:line="244" w:lineRule="auto"/>
+                                <w:ind w:left="76"/>
+                                <w:rPr>
                                   <w:color w:val="808080"/>
                                   <w:w w:val="105"/>
                                 </w:rPr>
                               </w:pPr>
                               <w:r>
                                 <w:rPr>
-                                  <w:rFonts w:ascii="Tahoma" w:hAnsi="Tahoma"/>
-                                  <w:sz w:val="18"/>
-                                </w:rPr>
-                                <w:t xml:space="preserve">Descrizione dell’esigenza con indicazione di come sono state individuate le quantità necessarie a coprire il fabbisogno: </w:t>
-                              </w:r>
-                              <w:r>
-                                <w:rPr>
                                   <w:rFonts w:ascii="Tahoma"/>
                                   <w:color w:val="808080"/>
                                   <w:spacing w:val="-2"/>
                                   <w:sz w:val="18"/>
                                 </w:rPr>
-                                <w:t>supporto per attività commerciale propedeutica alla riuscita del Progetto Water Management System gestito da Portfolio IoT</w:t>
+                                <w:t>supporto per attivit</w:t>
+                              </w:r>
+                              <w:r>
+                                <w:rPr>
+                                  <w:rFonts w:ascii="Tahoma"/>
+                                  <w:color w:val="808080"/>
+                                  <w:spacing w:val="-2"/>
+                                  <w:sz w:val="18"/>
+                                </w:rPr>
+                                <w:t>à</w:t>
+                              </w:r>
+                              <w:r>
+                                <w:rPr>
+                                  <w:rFonts w:ascii="Tahoma"/>
+                                  <w:color w:val="808080"/>
+                                  <w:spacing w:val="-2"/>
+                                  <w:sz w:val="18"/>
+                                </w:rPr>
+                                <w:t xml:space="preserve"> commerciale propedeutica alla riuscita del Progetto Water Management System gestito da Portfolio IoT</w:t>
                               </w:r>
                             </w:p>
                             <w:p>
@@ -1892,26 +1814,6 @@
                                   <w:sz w:val="18"/>
                                 </w:rPr>
                                 <w:t>216,40</w:t>
-                              </w:r>
-                              <w:r>
-                                <w:rPr>
-                                  <w:rFonts w:ascii="Tahoma" w:hAnsi="Tahoma"/>
-                                  <w:color w:val="808080"/>
-                                  <w:spacing w:val="-2"/>
-                                  <w:w w:val="110"/>
-                                  <w:sz w:val="18"/>
-                                </w:rPr>
-                                <w:t/>
-                              </w:r>
-                              <w:r>
-                                <w:rPr>
-                                  <w:rFonts w:ascii="Tahoma" w:hAnsi="Tahoma"/>
-                                  <w:color w:val="808080"/>
-                                  <w:spacing w:val="-2"/>
-                                  <w:w w:val="110"/>
-                                  <w:sz w:val="18"/>
-                                </w:rPr>
-                                <w:t/>
                               </w:r>
                               <w:r>
                                 <w:rPr>
@@ -1958,15 +1860,15 @@
           </mc:Choice>
           <mc:Fallback>
             <w:pict>
-              <v:group w14:anchorId="78341D7A" id="Group 3" o:spid="_x0000_s1026" style="position:absolute;left:0;text-align:left;margin-left:42.7pt;margin-top:12.15pt;width:524.3pt;height:471.95pt;z-index:-15728640;mso-wrap-distance-left:0;mso-wrap-distance-right:0;mso-position-horizontal-relative:page" coordsize="66586,59937" o:gfxdata="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">
-                <v:shape id="Graphic 4" o:spid="_x0000_s1027" style="position:absolute;width:66586;height:59937;visibility:visible;mso-wrap-style:square;v-text-anchor:top" coordsize="6658609,5993765" o:gfxdata="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" path="m18288,114427l,114427,,5882132r18288,l18288,114427xem74676,114427r-38100,l36576,5882132r38100,l74676,114427xem6565392,114427r-18288,l6547104,5882132r-6435852,l111252,114427r-18288,l92964,5882132r,18288l111252,5900420r6435852,l6565392,5900420r,-18288l6565392,114427xem6565392,92964r-18288,l111252,92964r-18288,l92964,111252r,3048l111252,114300r,-3048l6547104,111252r,3048l6565392,114300r,-3048l6565392,92964xem6621780,5882144r-38100,l6583680,5918708r-36576,l111252,5918708r-36576,l74676,5882144r-38100,l36576,5918708r,38100l6621780,5956808r,-38100l6621780,5882144xem6621780,114427r-38100,l6583680,5882132r38100,l6621780,114427xem6621780,36576r,l36576,36576r,38100l36576,114300r38100,l74676,74676r36576,l6547104,74676r36576,l6583680,114300r38100,l6621780,74676r,-38100xem6658356,5882144r-18288,l6640068,5975108r-92964,l111252,5975108r-92964,l18288,5882144r-18288,l,5975108r,18276l6658356,5993384r,-18276l6658356,5882144xem6658356,114427r-18288,l6640068,5882132r18288,l6658356,114427xem6658356,r,l,,,18288r,96012l18288,114300r,-96012l111252,18288r6435852,l6640068,18288r,96012l6658356,114300r,-96012l6658356,xe" fillcolor="black" stroked="f">
+              <v:group w14:anchorId="78341D7A" id="Group 3" o:spid="_x0000_s1026" style="position:absolute;left:0;text-align:left;margin-left:42.7pt;margin-top:12.15pt;width:524.3pt;height:471.95pt;z-index:-15728640;mso-wrap-distance-left:0;mso-wrap-distance-right:0;mso-position-horizontal-relative:page" coordsize="66586,59937" o:gfxdata="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">
+                <v:shape id="Graphic 4" o:spid="_x0000_s1027" style="position:absolute;width:66586;height:59937;visibility:visible;mso-wrap-style:square;v-text-anchor:top" coordsize="6658609,5993765" o:gfxdata="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" path="m18288,114427l,114427,,5882132r18288,l18288,114427xem74676,114427r-38100,l36576,5882132r38100,l74676,114427xem6565392,114427r-18288,l6547104,5882132r-6435852,l111252,114427r-18288,l92964,5882132r,18288l111252,5900420r6435852,l6565392,5900420r,-18288l6565392,114427xem6565392,92964r-18288,l111252,92964r-18288,l92964,111252r,3048l111252,114300r,-3048l6547104,111252r,3048l6565392,114300r,-3048l6565392,92964xem6621780,5882144r-38100,l6583680,5918708r-36576,l111252,5918708r-36576,l74676,5882144r-38100,l36576,5918708r,38100l6621780,5956808r,-38100l6621780,5882144xem6621780,114427r-38100,l6583680,5882132r38100,l6621780,114427xem6621780,36576r,l36576,36576r,38100l36576,114300r38100,l74676,74676r36576,l6547104,74676r36576,l6583680,114300r38100,l6621780,74676r,-38100xem6658356,5882144r-18288,l6640068,5975108r-92964,l111252,5975108r-92964,l18288,5882144r-18288,l,5975108r,18276l6658356,5993384r,-18276l6658356,5882144xem6658356,114427r-18288,l6640068,5882132r18288,l6658356,114427xem6658356,r,l,,,18288r,96012l18288,114300r,-96012l111252,18288r6435852,l6640068,18288r,96012l6658356,114300r,-96012l6658356,xe" fillcolor="black" stroked="f">
                   <v:path arrowok="t"/>
                 </v:shape>
                 <v:shapetype id="_x0000_t202" coordsize="21600,21600" o:spt="202" path="m,l,21600r21600,l21600,xe">
                   <v:stroke joinstyle="miter"/>
                   <v:path gradientshapeok="t" o:connecttype="rect"/>
                 </v:shapetype>
-                <v:shape id="Textbox 5" o:spid="_x0000_s1028" type="#_x0000_t202" style="position:absolute;left:746;top:563;width:65094;height:58808;visibility:visible;mso-wrap-style:square;v-text-anchor:top" o:gfxdata="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" filled="f" stroked="f">
+                <v:shape id="Textbox 5" o:spid="_x0000_s1028" type="#_x0000_t202" style="position:absolute;left:746;top:563;width:65094;height:58808;visibility:visible;mso-wrap-style:square;v-text-anchor:top" o:gfxdata="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" filled="f" stroked="f">
                   <v:textbox inset="0,0,0,0">
                     <w:txbxContent>
                       <w:p>
@@ -2181,176 +2083,31 @@
                           <w:spacing w:line="244" w:lineRule="auto"/>
                           <w:ind w:left="76" w:right="340"/>
                           <w:rPr>
-                            <w:color w:val="808080"/>
-                          </w:rPr>
-                        </w:pPr>
-                        <w:r>
-                          <w:rPr>
-                            <w:rFonts w:ascii="Tahoma"/>
-                            <w:sz w:val="18"/>
-                          </w:rPr>
-                          <w:t xml:space="preserve">Oggetto della fornitura/servizio con indicazione dei riferimenti temporali (indicare data di inizio e fine della </w:t>
-                        </w:r>
-                        <w:r>
-                          <w:rPr>
-                            <w:rFonts w:ascii="Tahoma"/>
-                            <w:spacing w:val="-2"/>
-                            <w:sz w:val="18"/>
-                          </w:rPr>
-                          <w:t>fornitura/</w:t>
-                        </w:r>
-                        <w:r>
-                          <w:rPr>
                             <w:color w:val="000000"/>
                             <w:sz w:val="20"/>
                           </w:rPr>
+                        </w:pPr>
+                        <w:r>
+                          <w:rPr>
+                            <w:rFonts w:ascii="Tahoma"/>
+                            <w:sz w:val="18"/>
+                          </w:rPr>
+                          <w:t xml:space="preserve">Oggetto della fornitura/servizio con indicazione dei riferimenti temporali (indicare data di inizio e fine della </w:t>
+                        </w:r>
+                        <w:r>
+                          <w:rPr>
+                            <w:rFonts w:ascii="Tahoma"/>
+                            <w:spacing w:val="-2"/>
+                            <w:sz w:val="18"/>
+                          </w:rPr>
+                          <w:t>fornitura/</w:t>
+                        </w:r>
+                        <w:r>
+                          <w:rPr>
+                            <w:color w:val="000000"/>
+                            <w:sz w:val="20"/>
+                          </w:rPr>
                           <w:t xml:space="preserve"> </w:t>
-                        </w:r>
-                        <w:r>
-                          <w:rPr>
-                            <w:spacing w:val="-2"/>
-                          </w:rPr>
-                          <w:t xml:space="preserve">Nota Spese Giugno, CB Centro Sud Puglia - Acque del Sud</w:t>
-                        </w:r>
-                        <w:r>
-                          <w:rPr>
-                            <w:rFonts w:ascii="Tahoma"/>
-                            <w:color w:val="808080"/>
-                            <w:sz w:val="18"/>
-                          </w:rPr>
-                          <w:t xml:space="preserve"/>
-                        </w:r>
-                        <w:r>
-                          <w:rPr>
-                            <w:color w:val="808080"/>
-                          </w:rPr>
-                          <w:t/>
-                        </w:r>
-                        <w:r>
-                          <w:rPr>
-                            <w:rFonts w:ascii="Tahoma"/>
-                            <w:color w:val="808080"/>
-                            <w:sz w:val="18"/>
-                          </w:rPr>
-                          <w:t xml:space="preserve"/>
-                        </w:r>
-                        <w:proofErr w:type="spellStart"/>
-                        <w:r>
-                          <w:rPr>
-                            <w:rFonts w:ascii="Tahoma"/>
-                            <w:color w:val="808080"/>
-                            <w:sz w:val="18"/>
-                          </w:rPr>
-                          <w:t/>
-                        </w:r>
-                        <w:proofErr w:type="spellEnd"/>
-                        <w:r>
-                          <w:rPr>
-                            <w:rFonts w:ascii="Tahoma"/>
-                            <w:color w:val="808080"/>
-                            <w:sz w:val="18"/>
-                          </w:rPr>
-                          <w:t xml:space="preserve"/>
-                        </w:r>
-                        <w:r>
-                          <w:rPr>
-                            <w:rFonts w:ascii="Tahoma"/>
-                            <w:color w:val="808080"/>
-                            <w:sz w:val="18"/>
-                          </w:rPr>
-                          <w:t/>
-                        </w:r>
-                        <w:r>
-                          <w:rPr>
-                            <w:rFonts w:ascii="Tahoma"/>
-                            <w:color w:val="808080"/>
-                            <w:sz w:val="18"/>
-                          </w:rPr>
-                          <w:t xml:space="preserve"/>
-                        </w:r>
-                        <w:proofErr w:type="spellStart"/>
-                        <w:r>
-                          <w:rPr>
-                            <w:rFonts w:ascii="Tahoma"/>
-                            <w:color w:val="808080"/>
-                            <w:sz w:val="18"/>
-                          </w:rPr>
-                          <w:t/>
-                        </w:r>
-                        <w:proofErr w:type="spellEnd"/>
-                        <w:r>
-                          <w:rPr>
-                            <w:rFonts w:ascii="Tahoma"/>
-                            <w:color w:val="808080"/>
-                            <w:sz w:val="18"/>
-                          </w:rPr>
-                          <w:t xml:space="preserve"/>
-                        </w:r>
-                        <w:proofErr w:type="spellStart"/>
-                        <w:r>
-                          <w:rPr>
-                            <w:rFonts w:ascii="Tahoma"/>
-                            <w:color w:val="808080"/>
-                            <w:sz w:val="18"/>
-                          </w:rPr>
-                          <w:t/>
-                        </w:r>
-                        <w:proofErr w:type="spellEnd"/>
-                        <w:r>
-                          <w:rPr>
-                            <w:rFonts w:ascii="Tahoma"/>
-                            <w:color w:val="808080"/>
-                            <w:sz w:val="18"/>
-                          </w:rPr>
-                          <w:t xml:space="preserve"/>
-                        </w:r>
-                        <w:r>
-                          <w:rPr>
-                            <w:rFonts w:ascii="Tahoma"/>
-                            <w:color w:val="808080"/>
-                            <w:sz w:val="18"/>
-                          </w:rPr>
-                          <w:t/>
-                        </w:r>
-                        <w:r>
-                          <w:rPr>
-                            <w:rFonts w:ascii="Tahoma"/>
-                            <w:color w:val="808080"/>
-                            <w:sz w:val="18"/>
-                          </w:rPr>
-                          <w:t xml:space="preserve"/>
-                        </w:r>
-                        <w:r>
-                          <w:rPr>
-                            <w:rFonts w:ascii="Tahoma"/>
-                            <w:color w:val="808080"/>
-                            <w:sz w:val="18"/>
-                          </w:rPr>
-                          <w:t/>
-                        </w:r>
-                        <w:r>
-                          <w:rPr>
-                            <w:rFonts w:ascii="Tahoma"/>
-                            <w:color w:val="808080"/>
-                            <w:sz w:val="18"/>
-                          </w:rPr>
-                          <w:t xml:space="preserve"/>
-                        </w:r>
-                        <w:r>
-                          <w:rPr>
-                            <w:rFonts w:ascii="Tahoma"/>
-                            <w:color w:val="808080"/>
-                            <w:sz w:val="18"/>
-                          </w:rPr>
-                          <w:t/>
-                        </w:r>
-                        <w:r>
-                          <w:rPr>
-                            <w:rFonts w:ascii="Tahoma"/>
-                            <w:color w:val="808080"/>
-                            <w:sz w:val="18"/>
-                          </w:rPr>
-                          <w:t xml:space="preserve"/>
                         </w:r>
                       </w:p>
                       <w:p>
@@ -2358,7 +2115,8 @@
                           <w:spacing w:line="244" w:lineRule="auto"/>
                           <w:ind w:left="76" w:right="340"/>
                           <w:rPr>
-                            <w:color w:val="808080"/>
+                            <w:color w:val="000000"/>
+                            <w:sz w:val="20"/>
                           </w:rPr>
                         </w:pPr>
                       </w:p>
@@ -2367,6 +2125,25 @@
                           <w:spacing w:line="244" w:lineRule="auto"/>
                           <w:ind w:left="76" w:right="340"/>
                           <w:rPr>
+                            <w:rFonts w:ascii="Tahoma"/>
+                            <w:color w:val="808080"/>
+                            <w:sz w:val="18"/>
+                          </w:rPr>
+                        </w:pPr>
+                        <w:r>
+                          <w:rPr>
+                            <w:rFonts w:ascii="Tahoma"/>
+                            <w:color w:val="808080"/>
+                            <w:sz w:val="18"/>
+                          </w:rPr>
+                          <w:t>Nota Spese Giugno, CB Centro Sud Puglia - Acque del Sud</w:t>
+                        </w:r>
+                      </w:p>
+                      <w:p>
+                        <w:pPr>
+                          <w:spacing w:line="244" w:lineRule="auto"/>
+                          <w:ind w:left="76" w:right="340"/>
+                          <w:rPr>
                             <w:color w:val="808080"/>
                           </w:rPr>
                         </w:pPr>
@@ -2376,6 +2153,15 @@
                           <w:spacing w:line="244" w:lineRule="auto"/>
                           <w:ind w:left="76" w:right="340"/>
                           <w:rPr>
+                            <w:color w:val="808080"/>
+                          </w:rPr>
+                        </w:pPr>
+                      </w:p>
+                      <w:p>
+                        <w:pPr>
+                          <w:spacing w:line="244" w:lineRule="auto"/>
+                          <w:ind w:left="76" w:right="340"/>
+                          <w:rPr>
                             <w:spacing w:val="-2"/>
                           </w:rPr>
                         </w:pPr>
@@ -2402,25 +2188,63 @@
                           <w:spacing w:line="244" w:lineRule="auto"/>
                           <w:ind w:left="76"/>
                           <w:rPr>
+                            <w:rFonts w:ascii="Tahoma" w:hAnsi="Tahoma"/>
+                            <w:sz w:val="18"/>
+                          </w:rPr>
+                        </w:pPr>
+                        <w:r>
+                          <w:rPr>
+                            <w:rFonts w:ascii="Tahoma" w:hAnsi="Tahoma"/>
+                            <w:sz w:val="18"/>
+                          </w:rPr>
+                          <w:t xml:space="preserve">Descrizione dell’esigenza con indicazione di come sono state individuate le quantità necessarie a coprire il fabbisogno: </w:t>
+                        </w:r>
+                      </w:p>
+                      <w:p>
+                        <w:pPr>
+                          <w:spacing w:line="244" w:lineRule="auto"/>
+                          <w:ind w:left="76"/>
+                          <w:rPr>
+                            <w:rFonts w:ascii="Tahoma" w:hAnsi="Tahoma"/>
+                            <w:sz w:val="18"/>
+                          </w:rPr>
+                        </w:pPr>
+                      </w:p>
+                      <w:p>
+                        <w:pPr>
+                          <w:spacing w:line="244" w:lineRule="auto"/>
+                          <w:ind w:left="76"/>
+                          <w:rPr>
                             <w:color w:val="808080"/>
                             <w:w w:val="105"/>
                           </w:rPr>
                         </w:pPr>
                         <w:r>
                           <w:rPr>
-                            <w:rFonts w:ascii="Tahoma" w:hAnsi="Tahoma"/>
-                            <w:sz w:val="18"/>
-                          </w:rPr>
-                          <w:t xml:space="preserve">Descrizione dell’esigenza con indicazione di come sono state individuate le quantità necessarie a coprire il fabbisogno: </w:t>
-                        </w:r>
-                        <w:r>
-                          <w:rPr>
                             <w:rFonts w:ascii="Tahoma"/>
                             <w:color w:val="808080"/>
                             <w:spacing w:val="-2"/>
                             <w:sz w:val="18"/>
                           </w:rPr>
-                          <w:t>supporto per attività commerciale propedeutica alla riuscita del Progetto Water Management System gestito da Portfolio IoT</w:t>
+                          <w:t>supporto per attivit</w:t>
+                        </w:r>
+                        <w:r>
+                          <w:rPr>
+                            <w:rFonts w:ascii="Tahoma"/>
+                            <w:color w:val="808080"/>
+                            <w:spacing w:val="-2"/>
+                            <w:sz w:val="18"/>
+                          </w:rPr>
+                          <w:t>à</w:t>
+                        </w:r>
+                        <w:r>
+                          <w:rPr>
+                            <w:rFonts w:ascii="Tahoma"/>
+                            <w:color w:val="808080"/>
+                            <w:spacing w:val="-2"/>
+                            <w:sz w:val="18"/>
+                          </w:rPr>
+                          <w:t xml:space="preserve"> commerciale propedeutica alla riuscita del Progetto Water Management System gestito da Portfolio IoT</w:t>
                         </w:r>
                       </w:p>
                       <w:p>
@@ -2587,26 +2411,6 @@
                             <w:sz w:val="18"/>
                           </w:rPr>
                           <w:t>216,40</w:t>
-                        </w:r>
-                        <w:r>
-                          <w:rPr>
-                            <w:rFonts w:ascii="Tahoma" w:hAnsi="Tahoma"/>
-                            <w:color w:val="808080"/>
-                            <w:spacing w:val="-2"/>
-                            <w:w w:val="110"/>
-                            <w:sz w:val="18"/>
-                          </w:rPr>
-                          <w:t/>
-                        </w:r>
-                        <w:r>
-                          <w:rPr>
-                            <w:rFonts w:ascii="Tahoma" w:hAnsi="Tahoma"/>
-                            <w:color w:val="808080"/>
-                            <w:spacing w:val="-2"/>
-                            <w:w w:val="110"/>
-                            <w:sz w:val="18"/>
-                          </w:rPr>
-                          <w:t/>
                         </w:r>
                         <w:r>
                           <w:rPr>
@@ -2758,7 +2562,7 @@
 </file>
 
 <file path=word/endnotes.xml><?xml version="1.0" encoding="utf-8"?>
-<w:endnotes xmlns:wpc="http://schemas.microsoft.com/office/word/2010/wordprocessingCanvas" xmlns:cx="http://schemas.microsoft.com/office/drawing/2014/chartex" xmlns:cx1="http://schemas.microsoft.com/office/drawing/2015/9/8/chartex" xmlns:cx2="http://schemas.microsoft.com/office/drawing/2015/10/21/chartex" xmlns:cx3="http://schemas.microsoft.com/office/drawing/2016/5/9/chartex" xmlns:cx4="http://schemas.microsoft.com/office/drawing/2016/5/10/chartex" xmlns:cx5="http://schemas.microsoft.com/office/drawing/2016/5/11/chartex" xmlns:cx6="http://schemas.microsoft.com/office/drawing/2016/5/12/chartex" xmlns:cx7="http://schemas.microsoft.com/office/drawing/2016/5/13/chartex" xmlns:cx8="http://schemas.microsoft.com/office/drawing/2016/5/14/chartex" xmlns:mc="http://schemas.openxmlformats.org/markup-compatibility/2006" xmlns:aink="http://schemas.microsoft.com/office/drawing/2016/ink" xmlns:am3d="http://schemas.microsoft.com/office/drawing/2017/model3d" xmlns:o="urn:schemas-microsoft-com:office:office" xmlns:oel="http://schemas.microsoft.com/office/2019/extlst" xmlns:r="http://schemas.openxmlformats.org/officeDocument/2006/relationships" xmlns:m="http://schemas.openxmlformats.org/officeDocument/2006/math" xmlns:v="urn:schemas-microsoft-com:vml" xmlns:wp14="http://schemas.microsoft.com/office/word/2010/wordprocessingDrawing" xmlns:wp="http://schemas.openxmlformats.org/drawingml/2006/wordprocessingDrawing" xmlns:w10="urn:schemas-microsoft-com:office:word" xmlns:w="http://schemas.openxmlformats.org/wordprocessingml/2006/main" xmlns:w14="http://schemas.microsoft.com/office/word/2010/wordml" xmlns:w15="http://schemas.microsoft.com/office/word/2012/wordml" xmlns:w16cex="http://schemas.microsoft.com/office/word/2018/wordml/cex" xmlns:w16cid="http://schemas.microsoft.com/office/word/2016/wordml/cid" xmlns:w16="http://schemas.microsoft.com/office/word/2018/wordml" xmlns:w16du="http://schemas.microsoft.com/office/word/2023/wordml/word16du" xmlns:w16sdtdh="http://schemas.microsoft.com/office/word/2020/wordml/sdtdatahash" xmlns:w16sdtfl="http://schemas.microsoft.com/office/word/2024/wordml/sdtformatlock" xmlns:w16se="http://schemas.microsoft.com/office/word/2015/wordml/symex" xmlns:wpg="http://schemas.microsoft.com/office/word/2010/wordprocessingGroup" xmlns:wpi="http://schemas.microsoft.com/office/word/2010/wordprocessingInk" xmlns:wne="http://schemas.microsoft.com/office/word/2006/wordml" xmlns:wps="http://schemas.microsoft.com/office/word/2010/wordprocessingShape" mc:Ignorable="w14 w15 w16se w16cid w16 w16cex w16sdtdh w16sdtfl w16du wp14">
+<w:endnotes xmlns:wpc="http://schemas.microsoft.com/office/word/2010/wordprocessingCanvas" xmlns:cx="http://schemas.microsoft.com/office/drawing/2014/chartex" xmlns:cx1="http://schemas.microsoft.com/office/drawing/2015/9/8/chartex" xmlns:cx2="http://schemas.microsoft.com/office/drawing/2015/10/21/chartex" xmlns:cx3="http://schemas.microsoft.com/office/drawing/2016/5/9/chartex" xmlns:cx4="http://schemas.microsoft.com/office/drawing/2016/5/10/chartex" xmlns:cx5="http://schemas.microsoft.com/office/drawing/2016/5/11/chartex" xmlns:cx6="http://schemas.microsoft.com/office/drawing/2016/5/12/chartex" xmlns:cx7="http://schemas.microsoft.com/office/drawing/2016/5/13/chartex" xmlns:cx8="http://schemas.microsoft.com/office/drawing/2016/5/14/chartex" xmlns:mc="http://schemas.openxmlformats.org/markup-compatibility/2006" xmlns:aink="http://schemas.microsoft.com/office/drawing/2016/ink" xmlns:am3d="http://schemas.microsoft.com/office/drawing/2017/model3d" xmlns:o="urn:schemas-microsoft-com:office:office" xmlns:oel="http://schemas.microsoft.com/office/2019/extlst" xmlns:r="http://schemas.openxmlformats.org/officeDocument/2006/relationships" xmlns:m="http://schemas.openxmlformats.org/officeDocument/2006/math" xmlns:v="urn:schemas-microsoft-com:vml" xmlns:wp14="http://schemas.microsoft.com/office/word/2010/wordprocessingDrawing" xmlns:wp="http://schemas.openxmlformats.org/drawingml/2006/wordprocessingDrawing" xmlns:w10="urn:schemas-microsoft-com:office:word" xmlns:w="http://schemas.openxmlformats.org/wordprocessingml/2006/main" xmlns:w14="http://schemas.microsoft.com/office/word/2010/wordml" xmlns:w15="http://schemas.microsoft.com/office/word/2012/wordml" xmlns:w16cex="http://schemas.microsoft.com/office/word/2018/wordml/cex" xmlns:w16cid="http://schemas.microsoft.com/office/word/2016/wordml/cid" xmlns:w16="http://schemas.microsoft.com/office/word/2018/wordml" xmlns:w16sdtdh="http://schemas.microsoft.com/office/word/2020/wordml/sdtdatahash" xmlns:w16se="http://schemas.microsoft.com/office/word/2015/wordml/symex" xmlns:wpg="http://schemas.microsoft.com/office/word/2010/wordprocessingGroup" xmlns:wpi="http://schemas.microsoft.com/office/word/2010/wordprocessingInk" xmlns:wne="http://schemas.microsoft.com/office/word/2006/wordml" xmlns:wps="http://schemas.microsoft.com/office/word/2010/wordprocessingShape" mc:Ignorable="w14 w15 w16se w16cid w16 w16cex w16sdtdh wp14">
   <w:endnote w:type="separator" w:id="-1">
     <w:p>
       <w:r>
@@ -2777,7 +2581,7 @@
 </file>
 
 <file path=word/footer1.xml><?xml version="1.0" encoding="utf-8"?>
-<w:ftr xmlns:wpc="http://schemas.microsoft.com/office/word/2010/wordprocessingCanvas" xmlns:cx="http://schemas.microsoft.com/office/drawing/2014/chartex" xmlns:cx1="http://schemas.microsoft.com/office/drawing/2015/9/8/chartex" xmlns:cx2="http://schemas.microsoft.com/office/drawing/2015/10/21/chartex" xmlns:cx3="http://schemas.microsoft.com/office/drawing/2016/5/9/chartex" xmlns:cx4="http://schemas.microsoft.com/office/drawing/2016/5/10/chartex" xmlns:cx5="http://schemas.microsoft.com/office/drawing/2016/5/11/chartex" xmlns:cx6="http://schemas.microsoft.com/office/drawing/2016/5/12/chartex" xmlns:cx7="http://schemas.microsoft.com/office/drawing/2016/5/13/chartex" xmlns:cx8="http://schemas.microsoft.com/office/drawing/2016/5/14/chartex" xmlns:mc="http://schemas.openxmlformats.org/markup-compatibility/2006" xmlns:aink="http://schemas.microsoft.com/office/drawing/2016/ink" xmlns:am3d="http://schemas.microsoft.com/office/drawing/2017/model3d" xmlns:o="urn:schemas-microsoft-com:office:office" xmlns:oel="http://schemas.microsoft.com/office/2019/extlst" xmlns:r="http://schemas.openxmlformats.org/officeDocument/2006/relationships" xmlns:m="http://schemas.openxmlformats.org/officeDocument/2006/math" xmlns:v="urn:schemas-microsoft-com:vml" xmlns:wp14="http://schemas.microsoft.com/office/word/2010/wordprocessingDrawing" xmlns:wp="http://schemas.openxmlformats.org/drawingml/2006/wordprocessingDrawing" xmlns:w10="urn:schemas-microsoft-com:office:word" xmlns:w="http://schemas.openxmlformats.org/wordprocessingml/2006/main" xmlns:w14="http://schemas.microsoft.com/office/word/2010/wordml" xmlns:w15="http://schemas.microsoft.com/office/word/2012/wordml" xmlns:w16cex="http://schemas.microsoft.com/office/word/2018/wordml/cex" xmlns:w16cid="http://schemas.microsoft.com/office/word/2016/wordml/cid" xmlns:w16="http://schemas.microsoft.com/office/word/2018/wordml" xmlns:w16du="http://schemas.microsoft.com/office/word/2023/wordml/word16du" xmlns:w16sdtdh="http://schemas.microsoft.com/office/word/2020/wordml/sdtdatahash" xmlns:w16sdtfl="http://schemas.microsoft.com/office/word/2024/wordml/sdtformatlock" xmlns:w16se="http://schemas.microsoft.com/office/word/2015/wordml/symex" xmlns:wpg="http://schemas.microsoft.com/office/word/2010/wordprocessingGroup" xmlns:wpi="http://schemas.microsoft.com/office/word/2010/wordprocessingInk" xmlns:wne="http://schemas.microsoft.com/office/word/2006/wordml" xmlns:wps="http://schemas.microsoft.com/office/word/2010/wordprocessingShape" mc:Ignorable="w14 w15 w16se w16cid w16 w16cex w16sdtdh w16sdtfl w16du wp14">
+<w:ftr xmlns:wpc="http://schemas.microsoft.com/office/word/2010/wordprocessingCanvas" xmlns:cx="http://schemas.microsoft.com/office/drawing/2014/chartex" xmlns:cx1="http://schemas.microsoft.com/office/drawing/2015/9/8/chartex" xmlns:cx2="http://schemas.microsoft.com/office/drawing/2015/10/21/chartex" xmlns:cx3="http://schemas.microsoft.com/office/drawing/2016/5/9/chartex" xmlns:cx4="http://schemas.microsoft.com/office/drawing/2016/5/10/chartex" xmlns:cx5="http://schemas.microsoft.com/office/drawing/2016/5/11/chartex" xmlns:cx6="http://schemas.microsoft.com/office/drawing/2016/5/12/chartex" xmlns:cx7="http://schemas.microsoft.com/office/drawing/2016/5/13/chartex" xmlns:cx8="http://schemas.microsoft.com/office/drawing/2016/5/14/chartex" xmlns:mc="http://schemas.openxmlformats.org/markup-compatibility/2006" xmlns:aink="http://schemas.microsoft.com/office/drawing/2016/ink" xmlns:am3d="http://schemas.microsoft.com/office/drawing/2017/model3d" xmlns:o="urn:schemas-microsoft-com:office:office" xmlns:oel="http://schemas.microsoft.com/office/2019/extlst" xmlns:r="http://schemas.openxmlformats.org/officeDocument/2006/relationships" xmlns:m="http://schemas.openxmlformats.org/officeDocument/2006/math" xmlns:v="urn:schemas-microsoft-com:vml" xmlns:wp14="http://schemas.microsoft.com/office/word/2010/wordprocessingDrawing" xmlns:wp="http://schemas.openxmlformats.org/drawingml/2006/wordprocessingDrawing" xmlns:w10="urn:schemas-microsoft-com:office:word" xmlns:w="http://schemas.openxmlformats.org/wordprocessingml/2006/main" xmlns:w14="http://schemas.microsoft.com/office/word/2010/wordml" xmlns:w15="http://schemas.microsoft.com/office/word/2012/wordml" xmlns:w16cex="http://schemas.microsoft.com/office/word/2018/wordml/cex" xmlns:w16cid="http://schemas.microsoft.com/office/word/2016/wordml/cid" xmlns:w16="http://schemas.microsoft.com/office/word/2018/wordml" xmlns:w16sdtdh="http://schemas.microsoft.com/office/word/2020/wordml/sdtdatahash" xmlns:w16se="http://schemas.microsoft.com/office/word/2015/wordml/symex" xmlns:wpg="http://schemas.microsoft.com/office/word/2010/wordprocessingGroup" xmlns:wpi="http://schemas.microsoft.com/office/word/2010/wordprocessingInk" xmlns:wne="http://schemas.microsoft.com/office/word/2006/wordml" xmlns:wps="http://schemas.microsoft.com/office/word/2010/wordprocessingShape" mc:Ignorable="w14 w15 w16se w16cid w16 w16cex w16sdtdh wp14">
   <w:p>
     <w:pPr>
       <w:pStyle w:val="Corpotesto"/>
@@ -3009,7 +2813,7 @@
             </wp:anchor>
           </w:drawing>
         </mc:Choice>
-        <mc:Fallback>
+        <mc:Fallback xmlns:w16sdtfl="http://schemas.microsoft.com/office/word/2024/wordml/sdtformatlock" xmlns:w16du="http://schemas.microsoft.com/office/word/2023/wordml/word16du">
           <w:pict>
             <v:shapetype w14:anchorId="4FC8B575" id="_x0000_t202" coordsize="21600,21600" o:spt="202" path="m,l,21600r21600,l21600,xe">
               <v:stroke joinstyle="miter"/>
@@ -3203,7 +3007,7 @@
 </file>
 
 <file path=word/footnotes.xml><?xml version="1.0" encoding="utf-8"?>
-<w:footnotes xmlns:wpc="http://schemas.microsoft.com/office/word/2010/wordprocessingCanvas" xmlns:cx="http://schemas.microsoft.com/office/drawing/2014/chartex" xmlns:cx1="http://schemas.microsoft.com/office/drawing/2015/9/8/chartex" xmlns:cx2="http://schemas.microsoft.com/office/drawing/2015/10/21/chartex" xmlns:cx3="http://schemas.microsoft.com/office/drawing/2016/5/9/chartex" xmlns:cx4="http://schemas.microsoft.com/office/drawing/2016/5/10/chartex" xmlns:cx5="http://schemas.microsoft.com/office/drawing/2016/5/11/chartex" xmlns:cx6="http://schemas.microsoft.com/office/drawing/2016/5/12/chartex" xmlns:cx7="http://schemas.microsoft.com/office/drawing/2016/5/13/chartex" xmlns:cx8="http://schemas.microsoft.com/office/drawing/2016/5/14/chartex" xmlns:mc="http://schemas.openxmlformats.org/markup-compatibility/2006" xmlns:aink="http://schemas.microsoft.com/office/drawing/2016/ink" xmlns:am3d="http://schemas.microsoft.com/office/drawing/2017/model3d" xmlns:o="urn:schemas-microsoft-com:office:office" xmlns:oel="http://schemas.microsoft.com/office/2019/extlst" xmlns:r="http://schemas.openxmlformats.org/officeDocument/2006/relationships" xmlns:m="http://schemas.openxmlformats.org/officeDocument/2006/math" xmlns:v="urn:schemas-microsoft-com:vml" xmlns:wp14="http://schemas.microsoft.com/office/word/2010/wordprocessingDrawing" xmlns:wp="http://schemas.openxmlformats.org/drawingml/2006/wordprocessingDrawing" xmlns:w10="urn:schemas-microsoft-com:office:word" xmlns:w="http://schemas.openxmlformats.org/wordprocessingml/2006/main" xmlns:w14="http://schemas.microsoft.com/office/word/2010/wordml" xmlns:w15="http://schemas.microsoft.com/office/word/2012/wordml" xmlns:w16cex="http://schemas.microsoft.com/office/word/2018/wordml/cex" xmlns:w16cid="http://schemas.microsoft.com/office/word/2016/wordml/cid" xmlns:w16="http://schemas.microsoft.com/office/word/2018/wordml" xmlns:w16du="http://schemas.microsoft.com/office/word/2023/wordml/word16du" xmlns:w16sdtdh="http://schemas.microsoft.com/office/word/2020/wordml/sdtdatahash" xmlns:w16sdtfl="http://schemas.microsoft.com/office/word/2024/wordml/sdtformatlock" xmlns:w16se="http://schemas.microsoft.com/office/word/2015/wordml/symex" xmlns:wpg="http://schemas.microsoft.com/office/word/2010/wordprocessingGroup" xmlns:wpi="http://schemas.microsoft.com/office/word/2010/wordprocessingInk" xmlns:wne="http://schemas.microsoft.com/office/word/2006/wordml" xmlns:wps="http://schemas.microsoft.com/office/word/2010/wordprocessingShape" mc:Ignorable="w14 w15 w16se w16cid w16 w16cex w16sdtdh w16sdtfl w16du wp14">
+<w:footnotes xmlns:wpc="http://schemas.microsoft.com/office/word/2010/wordprocessingCanvas" xmlns:cx="http://schemas.microsoft.com/office/drawing/2014/chartex" xmlns:cx1="http://schemas.microsoft.com/office/drawing/2015/9/8/chartex" xmlns:cx2="http://schemas.microsoft.com/office/drawing/2015/10/21/chartex" xmlns:cx3="http://schemas.microsoft.com/office/drawing/2016/5/9/chartex" xmlns:cx4="http://schemas.microsoft.com/office/drawing/2016/5/10/chartex" xmlns:cx5="http://schemas.microsoft.com/office/drawing/2016/5/11/chartex" xmlns:cx6="http://schemas.microsoft.com/office/drawing/2016/5/12/chartex" xmlns:cx7="http://schemas.microsoft.com/office/drawing/2016/5/13/chartex" xmlns:cx8="http://schemas.microsoft.com/office/drawing/2016/5/14/chartex" xmlns:mc="http://schemas.openxmlformats.org/markup-compatibility/2006" xmlns:aink="http://schemas.microsoft.com/office/drawing/2016/ink" xmlns:am3d="http://schemas.microsoft.com/office/drawing/2017/model3d" xmlns:o="urn:schemas-microsoft-com:office:office" xmlns:oel="http://schemas.microsoft.com/office/2019/extlst" xmlns:r="http://schemas.openxmlformats.org/officeDocument/2006/relationships" xmlns:m="http://schemas.openxmlformats.org/officeDocument/2006/math" xmlns:v="urn:schemas-microsoft-com:vml" xmlns:wp14="http://schemas.microsoft.com/office/word/2010/wordprocessingDrawing" xmlns:wp="http://schemas.openxmlformats.org/drawingml/2006/wordprocessingDrawing" xmlns:w10="urn:schemas-microsoft-com:office:word" xmlns:w="http://schemas.openxmlformats.org/wordprocessingml/2006/main" xmlns:w14="http://schemas.microsoft.com/office/word/2010/wordml" xmlns:w15="http://schemas.microsoft.com/office/word/2012/wordml" xmlns:w16cex="http://schemas.microsoft.com/office/word/2018/wordml/cex" xmlns:w16cid="http://schemas.microsoft.com/office/word/2016/wordml/cid" xmlns:w16="http://schemas.microsoft.com/office/word/2018/wordml" xmlns:w16sdtdh="http://schemas.microsoft.com/office/word/2020/wordml/sdtdatahash" xmlns:w16se="http://schemas.microsoft.com/office/word/2015/wordml/symex" xmlns:wpg="http://schemas.microsoft.com/office/word/2010/wordprocessingGroup" xmlns:wpi="http://schemas.microsoft.com/office/word/2010/wordprocessingInk" xmlns:wne="http://schemas.microsoft.com/office/word/2006/wordml" xmlns:wps="http://schemas.microsoft.com/office/word/2010/wordprocessingShape" mc:Ignorable="w14 w15 w16se w16cid w16 w16cex w16sdtdh wp14">
   <w:footnote w:type="separator" w:id="-1">
     <w:p>
       <w:r>
@@ -3222,7 +3026,7 @@
 </file>
 
 <file path=word/styles.xml><?xml version="1.0" encoding="utf-8"?>
-<w:styles xmlns:mc="http://schemas.openxmlformats.org/markup-compatibility/2006" xmlns:r="http://schemas.openxmlformats.org/officeDocument/2006/relationships" xmlns:w="http://schemas.openxmlformats.org/wordprocessingml/2006/main" xmlns:w14="http://schemas.microsoft.com/office/word/2010/wordml" xmlns:w15="http://schemas.microsoft.com/office/word/2012/wordml" xmlns:w16cex="http://schemas.microsoft.com/office/word/2018/wordml/cex" xmlns:w16cid="http://schemas.microsoft.com/office/word/2016/wordml/cid" xmlns:w16="http://schemas.microsoft.com/office/word/2018/wordml" xmlns:w16du="http://schemas.microsoft.com/office/word/2023/wordml/word16du" xmlns:w16sdtdh="http://schemas.microsoft.com/office/word/2020/wordml/sdtdatahash" xmlns:w16sdtfl="http://schemas.microsoft.com/office/word/2024/wordml/sdtformatlock" xmlns:w16se="http://schemas.microsoft.com/office/word/2015/wordml/symex" mc:Ignorable="w14 w15 w16se w16cid w16 w16cex w16sdtdh w16sdtfl w16du">
+<w:styles xmlns:mc="http://schemas.openxmlformats.org/markup-compatibility/2006" xmlns:r="http://schemas.openxmlformats.org/officeDocument/2006/relationships" xmlns:w="http://schemas.openxmlformats.org/wordprocessingml/2006/main" xmlns:w14="http://schemas.microsoft.com/office/word/2010/wordml" xmlns:w15="http://schemas.microsoft.com/office/word/2012/wordml" xmlns:w16cex="http://schemas.microsoft.com/office/word/2018/wordml/cex" xmlns:w16cid="http://schemas.microsoft.com/office/word/2016/wordml/cid" xmlns:w16="http://schemas.microsoft.com/office/word/2018/wordml" xmlns:w16sdtdh="http://schemas.microsoft.com/office/word/2020/wordml/sdtdatahash" xmlns:w16se="http://schemas.microsoft.com/office/word/2015/wordml/symex" mc:Ignorable="w14 w15 w16se w16cid w16 w16cex w16sdtdh">
   <w:docDefaults>
     <w:rPrDefault>
       <w:rPr>
@@ -3648,6 +3452,7 @@
   <w:style w:type="character" w:default="1" w:styleId="Carpredefinitoparagrafo">
     <w:name w:val="Default Paragraph Font"/>
     <w:uiPriority w:val="1"/>
+    <w:semiHidden/>
     <w:unhideWhenUsed/>
   </w:style>
   <w:style w:type="table" w:default="1" w:styleId="Tabellanormale">
